--- a/Templates/Залог/Реализация/Резолютивка ВКЛ реализация Залог (+ наблюдение).docx
+++ b/Templates/Залог/Реализация/Резолютивка ВКЛ реализация Залог (+ наблюдение).docx
@@ -2,6 +2,66 @@
 <file path=word/document.xml><?xml version="1.0" encoding="utf-8"?>
 <w:document xmlns:wpc="http://schemas.microsoft.com/office/word/2010/wordprocessingCanvas" xmlns:cx="http://schemas.microsoft.com/office/drawing/2014/chartex" xmlns:cx1="http://schemas.microsoft.com/office/drawing/2015/9/8/chartex" xmlns:cx2="http://schemas.microsoft.com/office/drawing/2015/10/21/chartex" xmlns:cx3="http://schemas.microsoft.com/office/drawing/2016/5/9/chartex" xmlns:cx4="http://schemas.microsoft.com/office/drawing/2016/5/10/chartex" xmlns:cx5="http://schemas.microsoft.com/office/drawing/2016/5/11/chartex" xmlns:cx6="http://schemas.microsoft.com/office/drawing/2016/5/12/chartex" xmlns:cx7="http://schemas.microsoft.com/office/drawing/2016/5/13/chartex" xmlns:cx8="http://schemas.microsoft.com/office/drawing/2016/5/14/chartex" xmlns:mc="http://schemas.openxmlformats.org/markup-compatibility/2006" xmlns:aink="http://schemas.microsoft.com/office/drawing/2016/ink" xmlns:am3d="http://schemas.microsoft.com/office/drawing/2017/model3d" xmlns:o="urn:schemas-microsoft-com:office:office" xmlns:r="http://schemas.openxmlformats.org/officeDocument/2006/relationships" xmlns:m="http://schemas.openxmlformats.org/officeDocument/2006/math" xmlns:v="urn:schemas-microsoft-com:vml" xmlns:wp14="http://schemas.microsoft.com/office/word/2010/wordprocessingDrawing" xmlns:wp="http://schemas.openxmlformats.org/drawingml/2006/wordprocessingDrawing" xmlns:w10="urn:schemas-microsoft-com:office:word" xmlns:w="http://schemas.openxmlformats.org/wordprocessingml/2006/main" xmlns:w14="http://schemas.microsoft.com/office/word/2010/wordml" xmlns:w15="http://schemas.microsoft.com/office/word/2012/wordml" xmlns:w16cex="http://schemas.microsoft.com/office/word/2018/wordml/cex" xmlns:w16cid="http://schemas.microsoft.com/office/word/2016/wordml/cid" xmlns:w16="http://schemas.microsoft.com/office/word/2018/wordml" xmlns:w16sdtdh="http://schemas.microsoft.com/office/word/2020/wordml/sdtdatahash" xmlns:w16se="http://schemas.microsoft.com/office/word/2015/wordml/symex" xmlns:wpg="http://schemas.microsoft.com/office/word/2010/wordprocessingGroup" xmlns:wpi="http://schemas.microsoft.com/office/word/2010/wordprocessingInk" xmlns:wne="http://schemas.microsoft.com/office/word/2006/wordml" xmlns:wps="http://schemas.microsoft.com/office/word/2010/wordprocessingShape" mc:Ignorable="w14 w15 w16se w16cid w16 w16cex w16sdtdh wp14">
   <w:body>
+    <w:p>
+      <w:pPr>
+        <w:spacing w:line="240" w:lineRule="auto"/>
+        <w:contextualSpacing/>
+        <w:jc w:val="center"/>
+        <w:rPr>
+          <w:rFonts w:ascii="Times New Roman" w:eastAsia="Times New Roman" w:hAnsi="Times New Roman" w:cs="Times New Roman"/>
+        </w:rPr>
+      </w:pPr>
+      <w:r>
+        <w:rPr>
+          <w:noProof/>
+        </w:rPr>
+        <w:drawing>
+          <wp:inline distT="0" distB="0" distL="0" distR="0" wp14:anchorId="01F14F7E" wp14:editId="21834E9F">
+            <wp:extent cx="638095" cy="628571"/>
+            <wp:effectExtent l="0" t="0" r="0" b="635"/>
+            <wp:docPr id="1" name="Рисунок 1"/>
+            <wp:cNvGraphicFramePr>
+              <a:graphicFrameLocks xmlns:a="http://schemas.openxmlformats.org/drawingml/2006/main" noChangeAspect="1"/>
+            </wp:cNvGraphicFramePr>
+            <a:graphic xmlns:a="http://schemas.openxmlformats.org/drawingml/2006/main">
+              <a:graphicData uri="http://schemas.openxmlformats.org/drawingml/2006/picture">
+                <pic:pic xmlns:pic="http://schemas.openxmlformats.org/drawingml/2006/picture">
+                  <pic:nvPicPr>
+                    <pic:cNvPr id="1" name=""/>
+                    <pic:cNvPicPr/>
+                  </pic:nvPicPr>
+                  <pic:blipFill>
+                    <a:blip r:embed="rId6"/>
+                    <a:stretch>
+                      <a:fillRect/>
+                    </a:stretch>
+                  </pic:blipFill>
+                  <pic:spPr>
+                    <a:xfrm>
+                      <a:off x="0" y="0"/>
+                      <a:ext cx="638095" cy="628571"/>
+                    </a:xfrm>
+                    <a:prstGeom prst="rect">
+                      <a:avLst/>
+                    </a:prstGeom>
+                  </pic:spPr>
+                </pic:pic>
+              </a:graphicData>
+            </a:graphic>
+          </wp:inline>
+        </w:drawing>
+      </w:r>
+    </w:p>
+    <w:p>
+      <w:pPr>
+        <w:spacing w:line="240" w:lineRule="auto"/>
+        <w:contextualSpacing/>
+        <w:jc w:val="center"/>
+        <w:rPr>
+          <w:rFonts w:ascii="Times New Roman" w:eastAsia="Times New Roman" w:hAnsi="Times New Roman" w:cs="Times New Roman"/>
+        </w:rPr>
+      </w:pPr>
+    </w:p>
     <w:p>
       <w:pPr>
         <w:spacing w:line="240" w:lineRule="auto"/>
@@ -31,7 +91,21 @@
         <w:rPr>
           <w:rFonts w:ascii="Times New Roman" w:eastAsia="Times New Roman" w:hAnsi="Times New Roman" w:cs="Times New Roman"/>
         </w:rPr>
-        <w:t>344 002 г. Ростов-на-Дону, ул. Станиславского, 10/11-13</w:t>
+        <w:t xml:space="preserve">344 002 г. </w:t>
+      </w:r>
+      <w:proofErr w:type="spellStart"/>
+      <w:r>
+        <w:rPr>
+          <w:rFonts w:ascii="Times New Roman" w:eastAsia="Times New Roman" w:hAnsi="Times New Roman" w:cs="Times New Roman"/>
+        </w:rPr>
+        <w:t>Ростов</w:t>
+      </w:r>
+      <w:proofErr w:type="spellEnd"/>
+      <w:r>
+        <w:rPr>
+          <w:rFonts w:ascii="Times New Roman" w:eastAsia="Times New Roman" w:hAnsi="Times New Roman" w:cs="Times New Roman"/>
+        </w:rPr>
+        <w:t>-на-Дону, ул. Станиславского, 10/11-13</w:t>
       </w:r>
     </w:p>
     <w:p>
@@ -41,7 +115,6 @@
         <w:jc w:val="center"/>
         <w:rPr>
           <w:rFonts w:ascii="Times New Roman" w:hAnsi="Times New Roman" w:cs="Times New Roman"/>
-          <w:lang w:val="en-US"/>
         </w:rPr>
       </w:pPr>
       <w:r>
@@ -54,7 +127,6 @@
       <w:r>
         <w:rPr>
           <w:rFonts w:ascii="Times New Roman" w:eastAsia="Times New Roman" w:hAnsi="Times New Roman" w:cs="Times New Roman"/>
-          <w:lang w:val="en-US"/>
         </w:rPr>
         <w:t>://</w:t>
       </w:r>
@@ -68,10 +140,10 @@
       <w:r>
         <w:rPr>
           <w:rFonts w:ascii="Times New Roman" w:eastAsia="Times New Roman" w:hAnsi="Times New Roman" w:cs="Times New Roman"/>
-          <w:lang w:val="en-US"/>
         </w:rPr>
         <w:t>.</w:t>
       </w:r>
+      <w:proofErr w:type="spellStart"/>
       <w:r>
         <w:rPr>
           <w:rFonts w:ascii="Times New Roman" w:eastAsia="Times New Roman" w:hAnsi="Times New Roman" w:cs="Times New Roman"/>
@@ -79,13 +151,14 @@
         </w:rPr>
         <w:t>rostov</w:t>
       </w:r>
+      <w:proofErr w:type="spellEnd"/>
       <w:r>
         <w:rPr>
           <w:rFonts w:ascii="Times New Roman" w:eastAsia="Times New Roman" w:hAnsi="Times New Roman" w:cs="Times New Roman"/>
-          <w:lang w:val="en-US"/>
         </w:rPr>
         <w:t>.</w:t>
       </w:r>
+      <w:proofErr w:type="spellStart"/>
       <w:r>
         <w:rPr>
           <w:rFonts w:ascii="Times New Roman" w:eastAsia="Times New Roman" w:hAnsi="Times New Roman" w:cs="Times New Roman"/>
@@ -93,13 +166,14 @@
         </w:rPr>
         <w:t>arbitr</w:t>
       </w:r>
+      <w:proofErr w:type="spellEnd"/>
       <w:r>
         <w:rPr>
           <w:rFonts w:ascii="Times New Roman" w:eastAsia="Times New Roman" w:hAnsi="Times New Roman" w:cs="Times New Roman"/>
-          <w:lang w:val="en-US"/>
         </w:rPr>
         <w:t>.</w:t>
       </w:r>
+      <w:proofErr w:type="spellStart"/>
       <w:r>
         <w:rPr>
           <w:rFonts w:ascii="Times New Roman" w:eastAsia="Times New Roman" w:hAnsi="Times New Roman" w:cs="Times New Roman"/>
@@ -107,10 +181,10 @@
         </w:rPr>
         <w:t>ru</w:t>
       </w:r>
+      <w:proofErr w:type="spellEnd"/>
       <w:r>
         <w:rPr>
           <w:rFonts w:ascii="Times New Roman" w:eastAsia="Times New Roman" w:hAnsi="Times New Roman" w:cs="Times New Roman"/>
-          <w:lang w:val="en-US"/>
         </w:rPr>
         <w:t xml:space="preserve">; </w:t>
       </w:r>
@@ -123,7 +197,6 @@
       <w:r>
         <w:rPr>
           <w:rFonts w:ascii="Times New Roman" w:eastAsia="Times New Roman" w:hAnsi="Times New Roman" w:cs="Times New Roman"/>
-          <w:lang w:val="en-US"/>
         </w:rPr>
         <w:t>-</w:t>
       </w:r>
@@ -137,7 +210,6 @@
       <w:r>
         <w:rPr>
           <w:rFonts w:ascii="Times New Roman" w:eastAsia="Times New Roman" w:hAnsi="Times New Roman" w:cs="Times New Roman"/>
-          <w:lang w:val="en-US"/>
         </w:rPr>
         <w:t xml:space="preserve">: </w:t>
       </w:r>
@@ -151,10 +223,10 @@
       <w:r>
         <w:rPr>
           <w:rFonts w:ascii="Times New Roman" w:eastAsia="Times New Roman" w:hAnsi="Times New Roman" w:cs="Times New Roman"/>
-          <w:lang w:val="en-US"/>
         </w:rPr>
         <w:t>@</w:t>
       </w:r>
+      <w:proofErr w:type="spellStart"/>
       <w:r>
         <w:rPr>
           <w:rFonts w:ascii="Times New Roman" w:eastAsia="Times New Roman" w:hAnsi="Times New Roman" w:cs="Times New Roman"/>
@@ -162,13 +234,14 @@
         </w:rPr>
         <w:t>rostov</w:t>
       </w:r>
+      <w:proofErr w:type="spellEnd"/>
       <w:r>
         <w:rPr>
           <w:rFonts w:ascii="Times New Roman" w:eastAsia="Times New Roman" w:hAnsi="Times New Roman" w:cs="Times New Roman"/>
-          <w:lang w:val="en-US"/>
         </w:rPr>
         <w:t>.</w:t>
       </w:r>
+      <w:proofErr w:type="spellStart"/>
       <w:r>
         <w:rPr>
           <w:rFonts w:ascii="Times New Roman" w:eastAsia="Times New Roman" w:hAnsi="Times New Roman" w:cs="Times New Roman"/>
@@ -176,13 +249,14 @@
         </w:rPr>
         <w:t>arbitr</w:t>
       </w:r>
+      <w:proofErr w:type="spellEnd"/>
       <w:r>
         <w:rPr>
           <w:rFonts w:ascii="Times New Roman" w:eastAsia="Times New Roman" w:hAnsi="Times New Roman" w:cs="Times New Roman"/>
-          <w:lang w:val="en-US"/>
         </w:rPr>
         <w:t>.</w:t>
       </w:r>
+      <w:proofErr w:type="spellStart"/>
       <w:r>
         <w:rPr>
           <w:rFonts w:ascii="Times New Roman" w:eastAsia="Times New Roman" w:hAnsi="Times New Roman" w:cs="Times New Roman"/>
@@ -190,6 +264,7 @@
         </w:rPr>
         <w:t>ru</w:t>
       </w:r>
+      <w:proofErr w:type="spellEnd"/>
     </w:p>
     <w:p>
       <w:pPr>
@@ -198,7 +273,6 @@
         <w:jc w:val="center"/>
         <w:rPr>
           <w:rFonts w:ascii="Times New Roman" w:hAnsi="Times New Roman" w:cs="Times New Roman"/>
-          <w:lang w:val="en-US"/>
         </w:rPr>
       </w:pPr>
     </w:p>
@@ -293,7 +367,21 @@
               <w:rPr>
                 <w:rFonts w:ascii="Times New Roman" w:eastAsia="Times New Roman" w:hAnsi="Times New Roman" w:cs="Times New Roman"/>
               </w:rPr>
-              <w:t>г. Ростов-на-Дону</w:t>
+              <w:t xml:space="preserve">г. </w:t>
+            </w:r>
+            <w:proofErr w:type="spellStart"/>
+            <w:r>
+              <w:rPr>
+                <w:rFonts w:ascii="Times New Roman" w:eastAsia="Times New Roman" w:hAnsi="Times New Roman" w:cs="Times New Roman"/>
+              </w:rPr>
+              <w:t>Ростов</w:t>
+            </w:r>
+            <w:proofErr w:type="spellEnd"/>
+            <w:r>
+              <w:rPr>
+                <w:rFonts w:ascii="Times New Roman" w:eastAsia="Times New Roman" w:hAnsi="Times New Roman" w:cs="Times New Roman"/>
+              </w:rPr>
+              <w:t>-на-Дону</w:t>
             </w:r>
           </w:p>
           <w:p>
@@ -447,7 +535,6 @@
       <w:r>
         <w:rPr>
           <w:rFonts w:ascii="Times New Roman" w:eastAsia="Times New Roman" w:hAnsi="Times New Roman" w:cs="Times New Roman"/>
-          <w:lang w:val="en-US"/>
         </w:rPr>
         <w:t>1</w:t>
       </w:r>
@@ -455,19 +542,7 @@
         <w:rPr>
           <w:rFonts w:ascii="Times New Roman" w:eastAsia="Times New Roman" w:hAnsi="Times New Roman" w:cs="Times New Roman"/>
         </w:rPr>
-        <w:t xml:space="preserve">] (дата рождения: </w:t>
-      </w:r>
-      <w:r>
-        <w:rPr>
-          <w:rFonts w:ascii="Times New Roman" w:eastAsia="Times New Roman" w:hAnsi="Times New Roman" w:cs="Times New Roman"/>
-        </w:rPr>
-        <w:t xml:space="preserve"> </w:t>
-      </w:r>
-      <w:r>
-        <w:rPr>
-          <w:rFonts w:ascii="Times New Roman" w:eastAsia="Times New Roman" w:hAnsi="Times New Roman" w:cs="Times New Roman"/>
-        </w:rPr>
-        <w:t>[3],  ИНН  [4], СНИЛС [5], место регистрации:</w:t>
+        <w:t>] (дата рождения: [3], ИНН [4], СНИЛС [5], место регистрации:</w:t>
       </w:r>
       <w:r>
         <w:rPr>
@@ -547,7 +622,21 @@
         <w:rPr>
           <w:rFonts w:ascii="Times New Roman" w:hAnsi="Times New Roman" w:cs="Times New Roman"/>
         </w:rPr>
-        <w:t>Включить требование «[989]» (ИНН [991], ОГРН [990], адрес регистрации: [988]) в размере [12]  руб., из которых:  [13]  руб. – просроченный основной долг,  [14] руб. - просроченные проценты, [15] руб. - неустойка, из них: как обеспеченные залогом –[0007] руб.</w:t>
+        <w:t>Включить требование «[989]» (ИНН [991], ОГРН [990], адрес регистрации: [988]) в размере [12</w:t>
+      </w:r>
+      <w:proofErr w:type="gramStart"/>
+      <w:r>
+        <w:rPr>
+          <w:rFonts w:ascii="Times New Roman" w:hAnsi="Times New Roman" w:cs="Times New Roman"/>
+        </w:rPr>
+        <w:t>]  руб.</w:t>
+      </w:r>
+      <w:proofErr w:type="gramEnd"/>
+      <w:r>
+        <w:rPr>
+          <w:rFonts w:ascii="Times New Roman" w:hAnsi="Times New Roman" w:cs="Times New Roman"/>
+        </w:rPr>
+        <w:t>, из которых:  [13]  руб. – просроченный основной долг,  [14] руб. - просроченные проценты, [15] руб. - неустойка, из них: как обеспеченные залогом –[0007] руб.</w:t>
       </w:r>
     </w:p>
     <w:p>
@@ -569,7 +658,7 @@
         <w:rPr>
           <w:rFonts w:ascii="Times New Roman" w:eastAsia="Times New Roman" w:hAnsi="Times New Roman" w:cs="Times New Roman"/>
         </w:rPr>
-        <w:t xml:space="preserve"> [15]</w:t>
+        <w:t>[15]</w:t>
       </w:r>
       <w:r>
         <w:rPr>
